--- a/docx/08-acl-seguridad/boletin-U08-inicial.docx
+++ b/docx/08-acl-seguridad/boletin-U08-inicial.docx
@@ -15,6 +15,9 @@
             <w:pStyle w:val="TOCHeading"/>
           </w:pPr>
           <w:r>
+            <w:rPr>
+              <w:lang w:val="es-ES"/>
+            </w:rPr>
             <w:t xml:space="preserve">Table of Contents</w:t>
           </w:r>
         </w:p>
@@ -34,6 +37,9 @@
         <w:pStyle w:val="Heading1"/>
       </w:pPr>
       <w:r>
+        <w:rPr>
+          <w:lang w:val="es-ES"/>
+        </w:rPr>
         <w:t xml:space="preserve">Boletín UD8 — Inicial</w:t>
       </w:r>
     </w:p>
@@ -44,6 +50,9 @@
         <w:pStyle w:val="Heading1"/>
       </w:pPr>
       <w:r>
+        <w:rPr>
+          <w:lang w:val="es-ES"/>
+        </w:rPr>
         <w:t xml:space="preserve">📝 Boletín UD8 — Inicial</w:t>
       </w:r>
     </w:p>
@@ -52,6 +61,9 @@
         <w:pStyle w:val="BlockText"/>
       </w:pPr>
       <w:r>
+        <w:rPr>
+          <w:lang w:val="es-ES"/>
+        </w:rPr>
         <w:t xml:space="preserve">Ejercicios básicos para afianzar los conceptos de ACLs y seguridad de red.</w:t>
       </w:r>
     </w:p>
@@ -68,6 +80,9 @@
         <w:pStyle w:val="Heading2"/>
       </w:pPr>
       <w:r>
+        <w:rPr>
+          <w:lang w:val="es-ES"/>
+        </w:rPr>
         <w:t xml:space="preserve">1. Verdadero o falso</w:t>
       </w:r>
     </w:p>
@@ -80,6 +95,9 @@
         </w:numPr>
       </w:pPr>
       <w:r>
+        <w:rPr>
+          <w:lang w:val="es-ES"/>
+        </w:rPr>
         <w:t xml:space="preserve">Las ACLs estándar filtran solo por IP origen.</w:t>
       </w:r>
     </w:p>
@@ -92,6 +110,9 @@
         </w:numPr>
       </w:pPr>
       <w:r>
+        <w:rPr>
+          <w:lang w:val="es-ES"/>
+        </w:rPr>
         <w:t xml:space="preserve">Al final de toda ACL hay un permit any implícito.</w:t>
       </w:r>
     </w:p>
@@ -104,6 +125,9 @@
         </w:numPr>
       </w:pPr>
       <w:r>
+        <w:rPr>
+          <w:lang w:val="es-ES"/>
+        </w:rPr>
         <w:t xml:space="preserve">Una ACL extendida puede filtrar por protocolo y puerto.</w:t>
       </w:r>
     </w:p>
@@ -116,21 +140,34 @@
         </w:numPr>
       </w:pPr>
       <w:r>
+        <w:rPr>
+          <w:lang w:val="es-ES"/>
+        </w:rPr>
         <w:t xml:space="preserve">Una ACL sin ninguna línea</w:t>
       </w:r>
       <w:r>
+        <w:rPr>
+          <w:lang w:val="es-ES"/>
+        </w:rPr>
         <w:t xml:space="preserve"> </w:t>
       </w:r>
       <w:r>
         <w:rPr>
           <w:rStyle w:val="VerbatimChar"/>
+          <w:lang w:val="es-ES"/>
         </w:rPr>
         <w:t xml:space="preserve">permit</w:t>
       </w:r>
       <w:r>
+        <w:rPr>
+          <w:lang w:val="es-ES"/>
+        </w:rPr>
         <w:t xml:space="preserve"> </w:t>
       </w:r>
       <w:r>
+        <w:rPr>
+          <w:lang w:val="es-ES"/>
+        </w:rPr>
         <w:t xml:space="preserve">bloquea todo el tráfico que le llega.</w:t>
       </w:r>
     </w:p>
@@ -145,13 +182,20 @@
       <w:r>
         <w:rPr>
           <w:rStyle w:val="VerbatimChar"/>
+          <w:lang w:val="es-ES"/>
         </w:rPr>
         <w:t xml:space="preserve">show access-lists</w:t>
       </w:r>
       <w:r>
+        <w:rPr>
+          <w:lang w:val="es-ES"/>
+        </w:rPr>
         <w:t xml:space="preserve"> </w:t>
       </w:r>
       <w:r>
+        <w:rPr>
+          <w:lang w:val="es-ES"/>
+        </w:rPr>
         <w:t xml:space="preserve">muestra las ACLs configuradas y sus contadores.</w:t>
       </w:r>
     </w:p>
@@ -162,6 +206,9 @@
         <w:pStyle w:val="Heading2"/>
       </w:pPr>
       <w:r>
+        <w:rPr>
+          <w:lang w:val="es-ES"/>
+        </w:rPr>
         <w:t xml:space="preserve">2. Números de ACL</w:t>
       </w:r>
     </w:p>
@@ -170,6 +217,9 @@
         <w:pStyle w:val="FirstParagraph"/>
       </w:pPr>
       <w:r>
+        <w:rPr>
+          <w:lang w:val="es-ES"/>
+        </w:rPr>
         <w:t xml:space="preserve">¿Qué rango de números usan las ACLs estándar y extendidas?</w:t>
       </w:r>
     </w:p>
@@ -194,6 +244,9 @@
               <w:pStyle w:val="Compact"/>
             </w:pPr>
             <w:r>
+              <w:rPr>
+                <w:lang w:val="es-ES"/>
+              </w:rPr>
               <w:t xml:space="preserve">Tipo</w:t>
             </w:r>
           </w:p>
@@ -205,6 +258,9 @@
               <w:pStyle w:val="Compact"/>
             </w:pPr>
             <w:r>
+              <w:rPr>
+                <w:lang w:val="es-ES"/>
+              </w:rPr>
               <w:t xml:space="preserve">Rango</w:t>
             </w:r>
           </w:p>
@@ -218,6 +274,9 @@
               <w:pStyle w:val="Compact"/>
             </w:pPr>
             <w:r>
+              <w:rPr>
+                <w:lang w:val="es-ES"/>
+              </w:rPr>
               <w:t xml:space="preserve">Estándar</w:t>
             </w:r>
           </w:p>
@@ -239,6 +298,9 @@
               <w:pStyle w:val="Compact"/>
             </w:pPr>
             <w:r>
+              <w:rPr>
+                <w:lang w:val="es-ES"/>
+              </w:rPr>
               <w:t xml:space="preserve">Extendida</w:t>
             </w:r>
           </w:p>
@@ -260,6 +322,9 @@
         <w:pStyle w:val="Heading2"/>
       </w:pPr>
       <w:r>
+        <w:rPr>
+          <w:lang w:val="es-ES"/>
+        </w:rPr>
         <w:t xml:space="preserve">3. ¿Qué comando?</w:t>
       </w:r>
     </w:p>
@@ -268,6 +333,9 @@
         <w:pStyle w:val="FirstParagraph"/>
       </w:pPr>
       <w:r>
+        <w:rPr>
+          <w:lang w:val="es-ES"/>
+        </w:rPr>
         <w:t xml:space="preserve">Relaciona el comando con su función:</w:t>
       </w:r>
     </w:p>
@@ -293,6 +361,9 @@
               <w:pStyle w:val="Compact"/>
             </w:pPr>
             <w:r>
+              <w:rPr>
+                <w:lang w:val="es-ES"/>
+              </w:rPr>
               <w:t xml:space="preserve">Comando</w:t>
             </w:r>
           </w:p>
@@ -304,6 +375,9 @@
               <w:pStyle w:val="Compact"/>
             </w:pPr>
             <w:r>
+              <w:rPr>
+                <w:lang w:val="es-ES"/>
+              </w:rPr>
               <w:t xml:space="preserve">Función</w:t>
             </w:r>
           </w:p>
@@ -317,14 +391,21 @@
               <w:pStyle w:val="Compact"/>
             </w:pPr>
             <w:r>
+              <w:rPr>
+                <w:lang w:val="es-ES"/>
+              </w:rPr>
               <w:t xml:space="preserve">1.</w:t>
             </w:r>
             <w:r>
+              <w:rPr>
+                <w:lang w:val="es-ES"/>
+              </w:rPr>
               <w:t xml:space="preserve"> </w:t>
             </w:r>
             <w:r>
               <w:rPr>
                 <w:rStyle w:val="VerbatimChar"/>
+                <w:lang w:val="es-ES"/>
               </w:rPr>
               <w:t xml:space="preserve">ip access-group 10 out</w:t>
             </w:r>
@@ -337,6 +418,9 @@
               <w:pStyle w:val="Compact"/>
             </w:pPr>
             <w:r>
+              <w:rPr>
+                <w:lang w:val="es-ES"/>
+              </w:rPr>
               <w:t xml:space="preserve">a) Crear ACL nombrada extendida</w:t>
             </w:r>
           </w:p>
@@ -350,14 +434,21 @@
               <w:pStyle w:val="Compact"/>
             </w:pPr>
             <w:r>
+              <w:rPr>
+                <w:lang w:val="es-ES"/>
+              </w:rPr>
               <w:t xml:space="preserve">2.</w:t>
             </w:r>
             <w:r>
+              <w:rPr>
+                <w:lang w:val="es-ES"/>
+              </w:rPr>
               <w:t xml:space="preserve"> </w:t>
             </w:r>
             <w:r>
               <w:rPr>
                 <w:rStyle w:val="VerbatimChar"/>
+                <w:lang w:val="es-ES"/>
               </w:rPr>
               <w:t xml:space="preserve">access-list 10 permit ...</w:t>
             </w:r>
@@ -370,6 +461,9 @@
               <w:pStyle w:val="Compact"/>
             </w:pPr>
             <w:r>
+              <w:rPr>
+                <w:lang w:val="es-ES"/>
+              </w:rPr>
               <w:t xml:space="preserve">b) Aplicar ACL a interfaz</w:t>
             </w:r>
           </w:p>
@@ -383,14 +477,21 @@
               <w:pStyle w:val="Compact"/>
             </w:pPr>
             <w:r>
+              <w:rPr>
+                <w:lang w:val="es-ES"/>
+              </w:rPr>
               <w:t xml:space="preserve">3.</w:t>
             </w:r>
             <w:r>
+              <w:rPr>
+                <w:lang w:val="es-ES"/>
+              </w:rPr>
               <w:t xml:space="preserve"> </w:t>
             </w:r>
             <w:r>
               <w:rPr>
                 <w:rStyle w:val="VerbatimChar"/>
+                <w:lang w:val="es-ES"/>
               </w:rPr>
               <w:t xml:space="preserve">ip access-list extended MI_ACL</w:t>
             </w:r>
@@ -403,6 +504,9 @@
               <w:pStyle w:val="Compact"/>
             </w:pPr>
             <w:r>
+              <w:rPr>
+                <w:lang w:val="es-ES"/>
+              </w:rPr>
               <w:t xml:space="preserve">c) Ver las ACLs y sus contadores</w:t>
             </w:r>
           </w:p>
@@ -416,14 +520,21 @@
               <w:pStyle w:val="Compact"/>
             </w:pPr>
             <w:r>
+              <w:rPr>
+                <w:lang w:val="es-ES"/>
+              </w:rPr>
               <w:t xml:space="preserve">4.</w:t>
             </w:r>
             <w:r>
+              <w:rPr>
+                <w:lang w:val="es-ES"/>
+              </w:rPr>
               <w:t xml:space="preserve"> </w:t>
             </w:r>
             <w:r>
               <w:rPr>
                 <w:rStyle w:val="VerbatimChar"/>
+                <w:lang w:val="es-ES"/>
               </w:rPr>
               <w:t xml:space="preserve">show access-lists</w:t>
             </w:r>
@@ -436,6 +547,9 @@
               <w:pStyle w:val="Compact"/>
             </w:pPr>
             <w:r>
+              <w:rPr>
+                <w:lang w:val="es-ES"/>
+              </w:rPr>
               <w:t xml:space="preserve">d) Crear ACL numerada estándar</w:t>
             </w:r>
           </w:p>
@@ -449,6 +563,9 @@
         <w:pStyle w:val="Heading2"/>
       </w:pPr>
       <w:r>
+        <w:rPr>
+          <w:lang w:val="es-ES"/>
+        </w:rPr>
         <w:t xml:space="preserve">4. Wildcard masks</w:t>
       </w:r>
     </w:p>
@@ -457,19 +574,29 @@
         <w:pStyle w:val="FirstParagraph"/>
       </w:pPr>
       <w:r>
+        <w:rPr>
+          <w:lang w:val="es-ES"/>
+        </w:rPr>
         <w:t xml:space="preserve">Las ACLs usan</w:t>
       </w:r>
       <w:r>
+        <w:rPr>
+          <w:lang w:val="es-ES"/>
+        </w:rPr>
         <w:t xml:space="preserve"> </w:t>
       </w:r>
       <w:r>
         <w:rPr>
           <w:i/>
           <w:iCs/>
+          <w:lang w:val="es-ES"/>
         </w:rPr>
         <w:t xml:space="preserve">wildcard masks</w:t>
       </w:r>
       <w:r>
+        <w:rPr>
+          <w:lang w:val="es-ES"/>
+        </w:rPr>
         <w:t xml:space="preserve">, el inverso de la máscara de subred. Para cada máscara de subred, escribe su wildcard y qué representa (qué bits quedan libres para cualquier valor):</w:t>
       </w:r>
     </w:p>
@@ -495,6 +622,9 @@
               <w:pStyle w:val="Compact"/>
             </w:pPr>
             <w:r>
+              <w:rPr>
+                <w:lang w:val="es-ES"/>
+              </w:rPr>
               <w:t xml:space="preserve">Máscara de subred</w:t>
             </w:r>
           </w:p>
@@ -506,6 +636,9 @@
               <w:pStyle w:val="Compact"/>
             </w:pPr>
             <w:r>
+              <w:rPr>
+                <w:lang w:val="es-ES"/>
+              </w:rPr>
               <w:t xml:space="preserve">Wildcard</w:t>
             </w:r>
           </w:p>
@@ -517,6 +650,9 @@
               <w:pStyle w:val="Compact"/>
             </w:pPr>
             <w:r>
+              <w:rPr>
+                <w:lang w:val="es-ES"/>
+              </w:rPr>
               <w:t xml:space="preserve">¿Qué representa?</w:t>
             </w:r>
           </w:p>
@@ -530,6 +666,9 @@
               <w:pStyle w:val="Compact"/>
             </w:pPr>
             <w:r>
+              <w:rPr>
+                <w:lang w:val="es-ES"/>
+              </w:rPr>
               <w:t xml:space="preserve">255.255.255.0</w:t>
             </w:r>
           </w:p>
@@ -559,6 +698,9 @@
               <w:pStyle w:val="Compact"/>
             </w:pPr>
             <w:r>
+              <w:rPr>
+                <w:lang w:val="es-ES"/>
+              </w:rPr>
               <w:t xml:space="preserve">255.255.255.255</w:t>
             </w:r>
           </w:p>
@@ -588,6 +730,9 @@
               <w:pStyle w:val="Compact"/>
             </w:pPr>
             <w:r>
+              <w:rPr>
+                <w:lang w:val="es-ES"/>
+              </w:rPr>
               <w:t xml:space="preserve">255.255.0.0</w:t>
             </w:r>
           </w:p>
@@ -617,6 +762,9 @@
         <w:pStyle w:val="Heading2"/>
       </w:pPr>
       <w:r>
+        <w:rPr>
+          <w:lang w:val="es-ES"/>
+        </w:rPr>
         <w:t xml:space="preserve">5. ACL básica</w:t>
       </w:r>
     </w:p>
@@ -625,6 +773,9 @@
         <w:pStyle w:val="FirstParagraph"/>
       </w:pPr>
       <w:r>
+        <w:rPr>
+          <w:lang w:val="es-ES"/>
+        </w:rPr>
         <w:t xml:space="preserve">Escribe los comandos para:</w:t>
       </w:r>
     </w:p>
@@ -637,6 +788,9 @@
         </w:numPr>
       </w:pPr>
       <w:r>
+        <w:rPr>
+          <w:lang w:val="es-ES"/>
+        </w:rPr>
         <w:t xml:space="preserve">Crear una ACL estándar que permita la red 192.168.1.0/24</w:t>
       </w:r>
     </w:p>
@@ -649,6 +803,9 @@
         </w:numPr>
       </w:pPr>
       <w:r>
+        <w:rPr>
+          <w:lang w:val="es-ES"/>
+        </w:rPr>
         <w:t xml:space="preserve">Aplicarla a la interfaz G0/1 en sentido outbound</w:t>
       </w:r>
     </w:p>
@@ -659,6 +816,9 @@
         <w:pStyle w:val="Heading2"/>
       </w:pPr>
       <w:r>
+        <w:rPr>
+          <w:lang w:val="es-ES"/>
+        </w:rPr>
         <w:t xml:space="preserve">6. Estándar o extendida</w:t>
       </w:r>
     </w:p>
@@ -667,6 +827,9 @@
         <w:pStyle w:val="FirstParagraph"/>
       </w:pPr>
       <w:r>
+        <w:rPr>
+          <w:lang w:val="es-ES"/>
+        </w:rPr>
         <w:t xml:space="preserve">¿Qué tipo de ACL usarías en cada caso y por qué?</w:t>
       </w:r>
     </w:p>
@@ -679,6 +842,9 @@
         </w:numPr>
       </w:pPr>
       <w:r>
+        <w:rPr>
+          <w:lang w:val="es-ES"/>
+        </w:rPr>
         <w:t xml:space="preserve">Bloquear a un host concreto de la LAN que hace escaneos.</w:t>
       </w:r>
     </w:p>
@@ -691,6 +857,9 @@
         </w:numPr>
       </w:pPr>
       <w:r>
+        <w:rPr>
+          <w:lang w:val="es-ES"/>
+        </w:rPr>
         <w:t xml:space="preserve">Permitir solo HTTP/HTTPS de la VLAN 30 hacia el servidor web interno.</w:t>
       </w:r>
     </w:p>
@@ -703,6 +872,9 @@
         </w:numPr>
       </w:pPr>
       <w:r>
+        <w:rPr>
+          <w:lang w:val="es-ES"/>
+        </w:rPr>
         <w:t xml:space="preserve">Filtrar por IP origen en un router antiguo con muy poca CPU.</w:t>
       </w:r>
     </w:p>
@@ -713,6 +885,9 @@
         <w:pStyle w:val="Heading2"/>
       </w:pPr>
       <w:r>
+        <w:rPr>
+          <w:lang w:val="es-ES"/>
+        </w:rPr>
         <w:t xml:space="preserve">7. ¿Dónde aplico la ACL?</w:t>
       </w:r>
     </w:p>
@@ -721,35 +896,55 @@
         <w:pStyle w:val="FirstParagraph"/>
       </w:pPr>
       <w:r>
+        <w:rPr>
+          <w:lang w:val="es-ES"/>
+        </w:rPr>
         <w:t xml:space="preserve">Regla práctica: la estándar se coloca</w:t>
       </w:r>
       <w:r>
+        <w:rPr>
+          <w:lang w:val="es-ES"/>
+        </w:rPr>
         <w:t xml:space="preserve"> </w:t>
       </w:r>
       <w:r>
         <w:rPr>
           <w:b/>
           <w:bCs/>
+          <w:lang w:val="es-ES"/>
         </w:rPr>
         <w:t xml:space="preserve">cerca del destino</w:t>
       </w:r>
       <w:r>
+        <w:rPr>
+          <w:lang w:val="es-ES"/>
+        </w:rPr>
         <w:t xml:space="preserve"> </w:t>
       </w:r>
       <w:r>
+        <w:rPr>
+          <w:lang w:val="es-ES"/>
+        </w:rPr>
         <w:t xml:space="preserve">y la extendida</w:t>
       </w:r>
       <w:r>
+        <w:rPr>
+          <w:lang w:val="es-ES"/>
+        </w:rPr>
         <w:t xml:space="preserve"> </w:t>
       </w:r>
       <w:r>
         <w:rPr>
           <w:b/>
           <w:bCs/>
+          <w:lang w:val="es-ES"/>
         </w:rPr>
         <w:t xml:space="preserve">cerca del origen</w:t>
       </w:r>
       <w:r>
+        <w:rPr>
+          <w:lang w:val="es-ES"/>
+        </w:rPr>
         <w:t xml:space="preserve">. En este escenario (PC1 en LAN-A, servidor en LAN-B, R1 en medio), ¿dónde aplicarías cada ACL y en qué sentido?</w:t>
       </w:r>
     </w:p>
@@ -762,6 +957,9 @@
         </w:numPr>
       </w:pPr>
       <w:r>
+        <w:rPr>
+          <w:lang w:val="es-ES"/>
+        </w:rPr>
         <w:t xml:space="preserve">ACL estándar que bloquea a PC1 llegar al servidor.</w:t>
       </w:r>
     </w:p>
@@ -774,6 +972,9 @@
         </w:numPr>
       </w:pPr>
       <w:r>
+        <w:rPr>
+          <w:lang w:val="es-ES"/>
+        </w:rPr>
         <w:t xml:space="preserve">ACL extendida que permite solo HTTP de LAN-A al servidor.</w:t>
       </w:r>
     </w:p>
@@ -784,6 +985,9 @@
         <w:pStyle w:val="Heading2"/>
       </w:pPr>
       <w:r>
+        <w:rPr>
+          <w:lang w:val="es-ES"/>
+        </w:rPr>
         <w:t xml:space="preserve">8. Comandos de verificación</w:t>
       </w:r>
     </w:p>
@@ -792,6 +996,9 @@
         <w:pStyle w:val="FirstParagraph"/>
       </w:pPr>
       <w:r>
+        <w:rPr>
+          <w:lang w:val="es-ES"/>
+        </w:rPr>
         <w:t xml:space="preserve">Relaciona cada comando de verificación con su utilidad:</w:t>
       </w:r>
     </w:p>
@@ -817,6 +1024,9 @@
               <w:pStyle w:val="Compact"/>
             </w:pPr>
             <w:r>
+              <w:rPr>
+                <w:lang w:val="es-ES"/>
+              </w:rPr>
               <w:t xml:space="preserve">Comando</w:t>
             </w:r>
           </w:p>
@@ -828,6 +1038,9 @@
               <w:pStyle w:val="Compact"/>
             </w:pPr>
             <w:r>
+              <w:rPr>
+                <w:lang w:val="es-ES"/>
+              </w:rPr>
               <w:t xml:space="preserve">Utilidad</w:t>
             </w:r>
           </w:p>
@@ -841,14 +1054,21 @@
               <w:pStyle w:val="Compact"/>
             </w:pPr>
             <w:r>
+              <w:rPr>
+                <w:lang w:val="es-ES"/>
+              </w:rPr>
               <w:t xml:space="preserve">1.</w:t>
             </w:r>
             <w:r>
+              <w:rPr>
+                <w:lang w:val="es-ES"/>
+              </w:rPr>
               <w:t xml:space="preserve"> </w:t>
             </w:r>
             <w:r>
               <w:rPr>
                 <w:rStyle w:val="VerbatimChar"/>
+                <w:lang w:val="es-ES"/>
               </w:rPr>
               <w:t xml:space="preserve">show access-lists</w:t>
             </w:r>
@@ -861,6 +1081,9 @@
               <w:pStyle w:val="Compact"/>
             </w:pPr>
             <w:r>
+              <w:rPr>
+                <w:lang w:val="es-ES"/>
+              </w:rPr>
               <w:t xml:space="preserve">a) Ver qué ACL está aplicada a cada interfaz y sentido</w:t>
             </w:r>
           </w:p>
@@ -874,14 +1097,21 @@
               <w:pStyle w:val="Compact"/>
             </w:pPr>
             <w:r>
+              <w:rPr>
+                <w:lang w:val="es-ES"/>
+              </w:rPr>
               <w:t xml:space="preserve">2.</w:t>
             </w:r>
             <w:r>
+              <w:rPr>
+                <w:lang w:val="es-ES"/>
+              </w:rPr>
               <w:t xml:space="preserve"> </w:t>
             </w:r>
             <w:r>
               <w:rPr>
                 <w:rStyle w:val="VerbatimChar"/>
+                <w:lang w:val="es-ES"/>
               </w:rPr>
               <w:t xml:space="preserve">show ip interface</w:t>
             </w:r>
@@ -894,6 +1124,9 @@
               <w:pStyle w:val="Compact"/>
             </w:pPr>
             <w:r>
+              <w:rPr>
+                <w:lang w:val="es-ES"/>
+              </w:rPr>
               <w:t xml:space="preserve">b) Ver contadores de matches por línea de la ACL</w:t>
             </w:r>
           </w:p>
@@ -907,14 +1140,21 @@
               <w:pStyle w:val="Compact"/>
             </w:pPr>
             <w:r>
+              <w:rPr>
+                <w:lang w:val="es-ES"/>
+              </w:rPr>
               <w:t xml:space="preserve">3.</w:t>
             </w:r>
             <w:r>
+              <w:rPr>
+                <w:lang w:val="es-ES"/>
+              </w:rPr>
               <w:t xml:space="preserve"> </w:t>
             </w:r>
             <w:r>
               <w:rPr>
                 <w:rStyle w:val="VerbatimChar"/>
+                <w:lang w:val="es-ES"/>
               </w:rPr>
               <w:t xml:space="preserve">show running-config</w:t>
             </w:r>
@@ -927,6 +1167,9 @@
               <w:pStyle w:val="Compact"/>
             </w:pPr>
             <w:r>
+              <w:rPr>
+                <w:lang w:val="es-ES"/>
+              </w:rPr>
               <w:t xml:space="preserve">c) Ver las líneas exactas de la ACL tal como se configuraron</w:t>
             </w:r>
           </w:p>

--- a/docx/08-acl-seguridad/boletin-U08-inicial.docx
+++ b/docx/08-acl-seguridad/boletin-U08-inicial.docx
@@ -15,9 +15,6 @@
             <w:pStyle w:val="TOCHeading"/>
           </w:pPr>
           <w:r>
-            <w:rPr>
-              <w:lang w:val="es-ES"/>
-            </w:rPr>
             <w:t xml:space="preserve">Table of Contents</w:t>
           </w:r>
         </w:p>
@@ -37,9 +34,6 @@
         <w:pStyle w:val="Heading1"/>
       </w:pPr>
       <w:r>
-        <w:rPr>
-          <w:lang w:val="es-ES"/>
-        </w:rPr>
         <w:t xml:space="preserve">Boletín UD8 — Inicial</w:t>
       </w:r>
     </w:p>
@@ -50,9 +44,6 @@
         <w:pStyle w:val="Heading1"/>
       </w:pPr>
       <w:r>
-        <w:rPr>
-          <w:lang w:val="es-ES"/>
-        </w:rPr>
         <w:t xml:space="preserve">📝 Boletín UD8 — Inicial</w:t>
       </w:r>
     </w:p>
@@ -61,9 +52,6 @@
         <w:pStyle w:val="BlockText"/>
       </w:pPr>
       <w:r>
-        <w:rPr>
-          <w:lang w:val="es-ES"/>
-        </w:rPr>
         <w:t xml:space="preserve">Ejercicios básicos para afianzar los conceptos de ACLs y seguridad de red.</w:t>
       </w:r>
     </w:p>
@@ -80,9 +68,6 @@
         <w:pStyle w:val="Heading2"/>
       </w:pPr>
       <w:r>
-        <w:rPr>
-          <w:lang w:val="es-ES"/>
-        </w:rPr>
         <w:t xml:space="preserve">1. Verdadero o falso</w:t>
       </w:r>
     </w:p>
@@ -95,9 +80,6 @@
         </w:numPr>
       </w:pPr>
       <w:r>
-        <w:rPr>
-          <w:lang w:val="es-ES"/>
-        </w:rPr>
         <w:t xml:space="preserve">Las ACLs estándar filtran solo por IP origen.</w:t>
       </w:r>
     </w:p>
@@ -110,9 +92,6 @@
         </w:numPr>
       </w:pPr>
       <w:r>
-        <w:rPr>
-          <w:lang w:val="es-ES"/>
-        </w:rPr>
         <w:t xml:space="preserve">Al final de toda ACL hay un permit any implícito.</w:t>
       </w:r>
     </w:p>
@@ -125,9 +104,6 @@
         </w:numPr>
       </w:pPr>
       <w:r>
-        <w:rPr>
-          <w:lang w:val="es-ES"/>
-        </w:rPr>
         <w:t xml:space="preserve">Una ACL extendida puede filtrar por protocolo y puerto.</w:t>
       </w:r>
     </w:p>
@@ -140,34 +116,21 @@
         </w:numPr>
       </w:pPr>
       <w:r>
-        <w:rPr>
-          <w:lang w:val="es-ES"/>
-        </w:rPr>
         <w:t xml:space="preserve">Una ACL sin ninguna línea</w:t>
       </w:r>
       <w:r>
-        <w:rPr>
-          <w:lang w:val="es-ES"/>
-        </w:rPr>
         <w:t xml:space="preserve"> </w:t>
       </w:r>
       <w:r>
         <w:rPr>
           <w:rStyle w:val="VerbatimChar"/>
-          <w:lang w:val="es-ES"/>
         </w:rPr>
         <w:t xml:space="preserve">permit</w:t>
       </w:r>
       <w:r>
-        <w:rPr>
-          <w:lang w:val="es-ES"/>
-        </w:rPr>
         <w:t xml:space="preserve"> </w:t>
       </w:r>
       <w:r>
-        <w:rPr>
-          <w:lang w:val="es-ES"/>
-        </w:rPr>
         <w:t xml:space="preserve">bloquea todo el tráfico que le llega.</w:t>
       </w:r>
     </w:p>
@@ -182,20 +145,13 @@
       <w:r>
         <w:rPr>
           <w:rStyle w:val="VerbatimChar"/>
-          <w:lang w:val="es-ES"/>
         </w:rPr>
         <w:t xml:space="preserve">show access-lists</w:t>
       </w:r>
       <w:r>
-        <w:rPr>
-          <w:lang w:val="es-ES"/>
-        </w:rPr>
         <w:t xml:space="preserve"> </w:t>
       </w:r>
       <w:r>
-        <w:rPr>
-          <w:lang w:val="es-ES"/>
-        </w:rPr>
         <w:t xml:space="preserve">muestra las ACLs configuradas y sus contadores.</w:t>
       </w:r>
     </w:p>
@@ -206,9 +162,6 @@
         <w:pStyle w:val="Heading2"/>
       </w:pPr>
       <w:r>
-        <w:rPr>
-          <w:lang w:val="es-ES"/>
-        </w:rPr>
         <w:t xml:space="preserve">2. Números de ACL</w:t>
       </w:r>
     </w:p>
@@ -217,9 +170,6 @@
         <w:pStyle w:val="FirstParagraph"/>
       </w:pPr>
       <w:r>
-        <w:rPr>
-          <w:lang w:val="es-ES"/>
-        </w:rPr>
         <w:t xml:space="preserve">¿Qué rango de números usan las ACLs estándar y extendidas?</w:t>
       </w:r>
     </w:p>
@@ -244,9 +194,6 @@
               <w:pStyle w:val="Compact"/>
             </w:pPr>
             <w:r>
-              <w:rPr>
-                <w:lang w:val="es-ES"/>
-              </w:rPr>
               <w:t xml:space="preserve">Tipo</w:t>
             </w:r>
           </w:p>
@@ -258,9 +205,6 @@
               <w:pStyle w:val="Compact"/>
             </w:pPr>
             <w:r>
-              <w:rPr>
-                <w:lang w:val="es-ES"/>
-              </w:rPr>
               <w:t xml:space="preserve">Rango</w:t>
             </w:r>
           </w:p>
@@ -274,9 +218,6 @@
               <w:pStyle w:val="Compact"/>
             </w:pPr>
             <w:r>
-              <w:rPr>
-                <w:lang w:val="es-ES"/>
-              </w:rPr>
               <w:t xml:space="preserve">Estándar</w:t>
             </w:r>
           </w:p>
@@ -298,9 +239,6 @@
               <w:pStyle w:val="Compact"/>
             </w:pPr>
             <w:r>
-              <w:rPr>
-                <w:lang w:val="es-ES"/>
-              </w:rPr>
               <w:t xml:space="preserve">Extendida</w:t>
             </w:r>
           </w:p>
@@ -322,9 +260,6 @@
         <w:pStyle w:val="Heading2"/>
       </w:pPr>
       <w:r>
-        <w:rPr>
-          <w:lang w:val="es-ES"/>
-        </w:rPr>
         <w:t xml:space="preserve">3. ¿Qué comando?</w:t>
       </w:r>
     </w:p>
@@ -333,9 +268,6 @@
         <w:pStyle w:val="FirstParagraph"/>
       </w:pPr>
       <w:r>
-        <w:rPr>
-          <w:lang w:val="es-ES"/>
-        </w:rPr>
         <w:t xml:space="preserve">Relaciona el comando con su función:</w:t>
       </w:r>
     </w:p>
@@ -361,9 +293,6 @@
               <w:pStyle w:val="Compact"/>
             </w:pPr>
             <w:r>
-              <w:rPr>
-                <w:lang w:val="es-ES"/>
-              </w:rPr>
               <w:t xml:space="preserve">Comando</w:t>
             </w:r>
           </w:p>
@@ -375,9 +304,6 @@
               <w:pStyle w:val="Compact"/>
             </w:pPr>
             <w:r>
-              <w:rPr>
-                <w:lang w:val="es-ES"/>
-              </w:rPr>
               <w:t xml:space="preserve">Función</w:t>
             </w:r>
           </w:p>
@@ -391,21 +317,14 @@
               <w:pStyle w:val="Compact"/>
             </w:pPr>
             <w:r>
-              <w:rPr>
-                <w:lang w:val="es-ES"/>
-              </w:rPr>
               <w:t xml:space="preserve">1.</w:t>
             </w:r>
             <w:r>
-              <w:rPr>
-                <w:lang w:val="es-ES"/>
-              </w:rPr>
               <w:t xml:space="preserve"> </w:t>
             </w:r>
             <w:r>
               <w:rPr>
                 <w:rStyle w:val="VerbatimChar"/>
-                <w:lang w:val="es-ES"/>
               </w:rPr>
               <w:t xml:space="preserve">ip access-group 10 out</w:t>
             </w:r>
@@ -418,9 +337,6 @@
               <w:pStyle w:val="Compact"/>
             </w:pPr>
             <w:r>
-              <w:rPr>
-                <w:lang w:val="es-ES"/>
-              </w:rPr>
               <w:t xml:space="preserve">a) Crear ACL nombrada extendida</w:t>
             </w:r>
           </w:p>
@@ -434,21 +350,14 @@
               <w:pStyle w:val="Compact"/>
             </w:pPr>
             <w:r>
-              <w:rPr>
-                <w:lang w:val="es-ES"/>
-              </w:rPr>
               <w:t xml:space="preserve">2.</w:t>
             </w:r>
             <w:r>
-              <w:rPr>
-                <w:lang w:val="es-ES"/>
-              </w:rPr>
               <w:t xml:space="preserve"> </w:t>
             </w:r>
             <w:r>
               <w:rPr>
                 <w:rStyle w:val="VerbatimChar"/>
-                <w:lang w:val="es-ES"/>
               </w:rPr>
               <w:t xml:space="preserve">access-list 10 permit ...</w:t>
             </w:r>
@@ -461,9 +370,6 @@
               <w:pStyle w:val="Compact"/>
             </w:pPr>
             <w:r>
-              <w:rPr>
-                <w:lang w:val="es-ES"/>
-              </w:rPr>
               <w:t xml:space="preserve">b) Aplicar ACL a interfaz</w:t>
             </w:r>
           </w:p>
@@ -477,21 +383,14 @@
               <w:pStyle w:val="Compact"/>
             </w:pPr>
             <w:r>
-              <w:rPr>
-                <w:lang w:val="es-ES"/>
-              </w:rPr>
               <w:t xml:space="preserve">3.</w:t>
             </w:r>
             <w:r>
-              <w:rPr>
-                <w:lang w:val="es-ES"/>
-              </w:rPr>
               <w:t xml:space="preserve"> </w:t>
             </w:r>
             <w:r>
               <w:rPr>
                 <w:rStyle w:val="VerbatimChar"/>
-                <w:lang w:val="es-ES"/>
               </w:rPr>
               <w:t xml:space="preserve">ip access-list extended MI_ACL</w:t>
             </w:r>
@@ -504,9 +403,6 @@
               <w:pStyle w:val="Compact"/>
             </w:pPr>
             <w:r>
-              <w:rPr>
-                <w:lang w:val="es-ES"/>
-              </w:rPr>
               <w:t xml:space="preserve">c) Ver las ACLs y sus contadores</w:t>
             </w:r>
           </w:p>
@@ -520,21 +416,14 @@
               <w:pStyle w:val="Compact"/>
             </w:pPr>
             <w:r>
-              <w:rPr>
-                <w:lang w:val="es-ES"/>
-              </w:rPr>
               <w:t xml:space="preserve">4.</w:t>
             </w:r>
             <w:r>
-              <w:rPr>
-                <w:lang w:val="es-ES"/>
-              </w:rPr>
               <w:t xml:space="preserve"> </w:t>
             </w:r>
             <w:r>
               <w:rPr>
                 <w:rStyle w:val="VerbatimChar"/>
-                <w:lang w:val="es-ES"/>
               </w:rPr>
               <w:t xml:space="preserve">show access-lists</w:t>
             </w:r>
@@ -547,9 +436,6 @@
               <w:pStyle w:val="Compact"/>
             </w:pPr>
             <w:r>
-              <w:rPr>
-                <w:lang w:val="es-ES"/>
-              </w:rPr>
               <w:t xml:space="preserve">d) Crear ACL numerada estándar</w:t>
             </w:r>
           </w:p>
@@ -563,9 +449,6 @@
         <w:pStyle w:val="Heading2"/>
       </w:pPr>
       <w:r>
-        <w:rPr>
-          <w:lang w:val="es-ES"/>
-        </w:rPr>
         <w:t xml:space="preserve">4. Wildcard masks</w:t>
       </w:r>
     </w:p>
@@ -574,29 +457,19 @@
         <w:pStyle w:val="FirstParagraph"/>
       </w:pPr>
       <w:r>
-        <w:rPr>
-          <w:lang w:val="es-ES"/>
-        </w:rPr>
         <w:t xml:space="preserve">Las ACLs usan</w:t>
       </w:r>
       <w:r>
-        <w:rPr>
-          <w:lang w:val="es-ES"/>
-        </w:rPr>
         <w:t xml:space="preserve"> </w:t>
       </w:r>
       <w:r>
         <w:rPr>
           <w:i/>
           <w:iCs/>
-          <w:lang w:val="es-ES"/>
         </w:rPr>
         <w:t xml:space="preserve">wildcard masks</w:t>
       </w:r>
       <w:r>
-        <w:rPr>
-          <w:lang w:val="es-ES"/>
-        </w:rPr>
         <w:t xml:space="preserve">, el inverso de la máscara de subred. Para cada máscara de subred, escribe su wildcard y qué representa (qué bits quedan libres para cualquier valor):</w:t>
       </w:r>
     </w:p>
@@ -622,9 +495,6 @@
               <w:pStyle w:val="Compact"/>
             </w:pPr>
             <w:r>
-              <w:rPr>
-                <w:lang w:val="es-ES"/>
-              </w:rPr>
               <w:t xml:space="preserve">Máscara de subred</w:t>
             </w:r>
           </w:p>
@@ -636,9 +506,6 @@
               <w:pStyle w:val="Compact"/>
             </w:pPr>
             <w:r>
-              <w:rPr>
-                <w:lang w:val="es-ES"/>
-              </w:rPr>
               <w:t xml:space="preserve">Wildcard</w:t>
             </w:r>
           </w:p>
@@ -650,9 +517,6 @@
               <w:pStyle w:val="Compact"/>
             </w:pPr>
             <w:r>
-              <w:rPr>
-                <w:lang w:val="es-ES"/>
-              </w:rPr>
               <w:t xml:space="preserve">¿Qué representa?</w:t>
             </w:r>
           </w:p>
@@ -666,9 +530,6 @@
               <w:pStyle w:val="Compact"/>
             </w:pPr>
             <w:r>
-              <w:rPr>
-                <w:lang w:val="es-ES"/>
-              </w:rPr>
               <w:t xml:space="preserve">255.255.255.0</w:t>
             </w:r>
           </w:p>
@@ -698,9 +559,6 @@
               <w:pStyle w:val="Compact"/>
             </w:pPr>
             <w:r>
-              <w:rPr>
-                <w:lang w:val="es-ES"/>
-              </w:rPr>
               <w:t xml:space="preserve">255.255.255.255</w:t>
             </w:r>
           </w:p>
@@ -730,9 +588,6 @@
               <w:pStyle w:val="Compact"/>
             </w:pPr>
             <w:r>
-              <w:rPr>
-                <w:lang w:val="es-ES"/>
-              </w:rPr>
               <w:t xml:space="preserve">255.255.0.0</w:t>
             </w:r>
           </w:p>
@@ -762,9 +617,6 @@
         <w:pStyle w:val="Heading2"/>
       </w:pPr>
       <w:r>
-        <w:rPr>
-          <w:lang w:val="es-ES"/>
-        </w:rPr>
         <w:t xml:space="preserve">5. ACL básica</w:t>
       </w:r>
     </w:p>
@@ -773,9 +625,6 @@
         <w:pStyle w:val="FirstParagraph"/>
       </w:pPr>
       <w:r>
-        <w:rPr>
-          <w:lang w:val="es-ES"/>
-        </w:rPr>
         <w:t xml:space="preserve">Escribe los comandos para:</w:t>
       </w:r>
     </w:p>
@@ -788,9 +637,6 @@
         </w:numPr>
       </w:pPr>
       <w:r>
-        <w:rPr>
-          <w:lang w:val="es-ES"/>
-        </w:rPr>
         <w:t xml:space="preserve">Crear una ACL estándar que permita la red 192.168.1.0/24</w:t>
       </w:r>
     </w:p>
@@ -803,9 +649,6 @@
         </w:numPr>
       </w:pPr>
       <w:r>
-        <w:rPr>
-          <w:lang w:val="es-ES"/>
-        </w:rPr>
         <w:t xml:space="preserve">Aplicarla a la interfaz G0/1 en sentido outbound</w:t>
       </w:r>
     </w:p>
@@ -816,9 +659,6 @@
         <w:pStyle w:val="Heading2"/>
       </w:pPr>
       <w:r>
-        <w:rPr>
-          <w:lang w:val="es-ES"/>
-        </w:rPr>
         <w:t xml:space="preserve">6. Estándar o extendida</w:t>
       </w:r>
     </w:p>
@@ -827,9 +667,6 @@
         <w:pStyle w:val="FirstParagraph"/>
       </w:pPr>
       <w:r>
-        <w:rPr>
-          <w:lang w:val="es-ES"/>
-        </w:rPr>
         <w:t xml:space="preserve">¿Qué tipo de ACL usarías en cada caso y por qué?</w:t>
       </w:r>
     </w:p>
@@ -842,9 +679,6 @@
         </w:numPr>
       </w:pPr>
       <w:r>
-        <w:rPr>
-          <w:lang w:val="es-ES"/>
-        </w:rPr>
         <w:t xml:space="preserve">Bloquear a un host concreto de la LAN que hace escaneos.</w:t>
       </w:r>
     </w:p>
@@ -857,9 +691,6 @@
         </w:numPr>
       </w:pPr>
       <w:r>
-        <w:rPr>
-          <w:lang w:val="es-ES"/>
-        </w:rPr>
         <w:t xml:space="preserve">Permitir solo HTTP/HTTPS de la VLAN 30 hacia el servidor web interno.</w:t>
       </w:r>
     </w:p>
@@ -872,9 +703,6 @@
         </w:numPr>
       </w:pPr>
       <w:r>
-        <w:rPr>
-          <w:lang w:val="es-ES"/>
-        </w:rPr>
         <w:t xml:space="preserve">Filtrar por IP origen en un router antiguo con muy poca CPU.</w:t>
       </w:r>
     </w:p>
@@ -885,9 +713,6 @@
         <w:pStyle w:val="Heading2"/>
       </w:pPr>
       <w:r>
-        <w:rPr>
-          <w:lang w:val="es-ES"/>
-        </w:rPr>
         <w:t xml:space="preserve">7. ¿Dónde aplico la ACL?</w:t>
       </w:r>
     </w:p>
@@ -896,55 +721,35 @@
         <w:pStyle w:val="FirstParagraph"/>
       </w:pPr>
       <w:r>
-        <w:rPr>
-          <w:lang w:val="es-ES"/>
-        </w:rPr>
         <w:t xml:space="preserve">Regla práctica: la estándar se coloca</w:t>
       </w:r>
       <w:r>
-        <w:rPr>
-          <w:lang w:val="es-ES"/>
-        </w:rPr>
         <w:t xml:space="preserve"> </w:t>
       </w:r>
       <w:r>
         <w:rPr>
           <w:b/>
           <w:bCs/>
-          <w:lang w:val="es-ES"/>
         </w:rPr>
         <w:t xml:space="preserve">cerca del destino</w:t>
       </w:r>
       <w:r>
-        <w:rPr>
-          <w:lang w:val="es-ES"/>
-        </w:rPr>
         <w:t xml:space="preserve"> </w:t>
       </w:r>
       <w:r>
-        <w:rPr>
-          <w:lang w:val="es-ES"/>
-        </w:rPr>
         <w:t xml:space="preserve">y la extendida</w:t>
       </w:r>
       <w:r>
-        <w:rPr>
-          <w:lang w:val="es-ES"/>
-        </w:rPr>
         <w:t xml:space="preserve"> </w:t>
       </w:r>
       <w:r>
         <w:rPr>
           <w:b/>
           <w:bCs/>
-          <w:lang w:val="es-ES"/>
         </w:rPr>
         <w:t xml:space="preserve">cerca del origen</w:t>
       </w:r>
       <w:r>
-        <w:rPr>
-          <w:lang w:val="es-ES"/>
-        </w:rPr>
         <w:t xml:space="preserve">. En este escenario (PC1 en LAN-A, servidor en LAN-B, R1 en medio), ¿dónde aplicarías cada ACL y en qué sentido?</w:t>
       </w:r>
     </w:p>
@@ -957,9 +762,6 @@
         </w:numPr>
       </w:pPr>
       <w:r>
-        <w:rPr>
-          <w:lang w:val="es-ES"/>
-        </w:rPr>
         <w:t xml:space="preserve">ACL estándar que bloquea a PC1 llegar al servidor.</w:t>
       </w:r>
     </w:p>
@@ -972,9 +774,6 @@
         </w:numPr>
       </w:pPr>
       <w:r>
-        <w:rPr>
-          <w:lang w:val="es-ES"/>
-        </w:rPr>
         <w:t xml:space="preserve">ACL extendida que permite solo HTTP de LAN-A al servidor.</w:t>
       </w:r>
     </w:p>
@@ -985,9 +784,6 @@
         <w:pStyle w:val="Heading2"/>
       </w:pPr>
       <w:r>
-        <w:rPr>
-          <w:lang w:val="es-ES"/>
-        </w:rPr>
         <w:t xml:space="preserve">8. Comandos de verificación</w:t>
       </w:r>
     </w:p>
@@ -996,9 +792,6 @@
         <w:pStyle w:val="FirstParagraph"/>
       </w:pPr>
       <w:r>
-        <w:rPr>
-          <w:lang w:val="es-ES"/>
-        </w:rPr>
         <w:t xml:space="preserve">Relaciona cada comando de verificación con su utilidad:</w:t>
       </w:r>
     </w:p>
@@ -1024,9 +817,6 @@
               <w:pStyle w:val="Compact"/>
             </w:pPr>
             <w:r>
-              <w:rPr>
-                <w:lang w:val="es-ES"/>
-              </w:rPr>
               <w:t xml:space="preserve">Comando</w:t>
             </w:r>
           </w:p>
@@ -1038,9 +828,6 @@
               <w:pStyle w:val="Compact"/>
             </w:pPr>
             <w:r>
-              <w:rPr>
-                <w:lang w:val="es-ES"/>
-              </w:rPr>
               <w:t xml:space="preserve">Utilidad</w:t>
             </w:r>
           </w:p>
@@ -1054,21 +841,14 @@
               <w:pStyle w:val="Compact"/>
             </w:pPr>
             <w:r>
-              <w:rPr>
-                <w:lang w:val="es-ES"/>
-              </w:rPr>
               <w:t xml:space="preserve">1.</w:t>
             </w:r>
             <w:r>
-              <w:rPr>
-                <w:lang w:val="es-ES"/>
-              </w:rPr>
               <w:t xml:space="preserve"> </w:t>
             </w:r>
             <w:r>
               <w:rPr>
                 <w:rStyle w:val="VerbatimChar"/>
-                <w:lang w:val="es-ES"/>
               </w:rPr>
               <w:t xml:space="preserve">show access-lists</w:t>
             </w:r>
@@ -1081,9 +861,6 @@
               <w:pStyle w:val="Compact"/>
             </w:pPr>
             <w:r>
-              <w:rPr>
-                <w:lang w:val="es-ES"/>
-              </w:rPr>
               <w:t xml:space="preserve">a) Ver qué ACL está aplicada a cada interfaz y sentido</w:t>
             </w:r>
           </w:p>
@@ -1097,21 +874,14 @@
               <w:pStyle w:val="Compact"/>
             </w:pPr>
             <w:r>
-              <w:rPr>
-                <w:lang w:val="es-ES"/>
-              </w:rPr>
               <w:t xml:space="preserve">2.</w:t>
             </w:r>
             <w:r>
-              <w:rPr>
-                <w:lang w:val="es-ES"/>
-              </w:rPr>
               <w:t xml:space="preserve"> </w:t>
             </w:r>
             <w:r>
               <w:rPr>
                 <w:rStyle w:val="VerbatimChar"/>
-                <w:lang w:val="es-ES"/>
               </w:rPr>
               <w:t xml:space="preserve">show ip interface</w:t>
             </w:r>
@@ -1124,9 +894,6 @@
               <w:pStyle w:val="Compact"/>
             </w:pPr>
             <w:r>
-              <w:rPr>
-                <w:lang w:val="es-ES"/>
-              </w:rPr>
               <w:t xml:space="preserve">b) Ver contadores de matches por línea de la ACL</w:t>
             </w:r>
           </w:p>
@@ -1140,21 +907,14 @@
               <w:pStyle w:val="Compact"/>
             </w:pPr>
             <w:r>
-              <w:rPr>
-                <w:lang w:val="es-ES"/>
-              </w:rPr>
               <w:t xml:space="preserve">3.</w:t>
             </w:r>
             <w:r>
-              <w:rPr>
-                <w:lang w:val="es-ES"/>
-              </w:rPr>
               <w:t xml:space="preserve"> </w:t>
             </w:r>
             <w:r>
               <w:rPr>
                 <w:rStyle w:val="VerbatimChar"/>
-                <w:lang w:val="es-ES"/>
               </w:rPr>
               <w:t xml:space="preserve">show running-config</w:t>
             </w:r>
@@ -1167,9 +927,6 @@
               <w:pStyle w:val="Compact"/>
             </w:pPr>
             <w:r>
-              <w:rPr>
-                <w:lang w:val="es-ES"/>
-              </w:rPr>
               <w:t xml:space="preserve">c) Ver las líneas exactas de la ACL tal como se configuraron</w:t>
             </w:r>
           </w:p>

--- a/docx/08-acl-seguridad/boletin-U08-inicial.docx
+++ b/docx/08-acl-seguridad/boletin-U08-inicial.docx
@@ -28,23 +28,23 @@
         </w:p>
       </w:sdtContent>
     </w:sdt>
-    <w:bookmarkStart w:id="9" w:name="boletín-ud8-inicial"/>
+    <w:bookmarkStart w:id="9" w:name="boletín-de-acl-y-seguridad-inicial"/>
     <w:p>
       <w:pPr>
         <w:pStyle w:val="Heading1"/>
       </w:pPr>
       <w:r>
-        <w:t xml:space="preserve">Boletín UD8 — Inicial</w:t>
+        <w:t xml:space="preserve">Boletín de ACL y seguridad — Inicial</w:t>
       </w:r>
     </w:p>
     <w:bookmarkEnd w:id="9"/>
-    <w:bookmarkStart w:id="18" w:name="boletín-ud8-inicial-1"/>
+    <w:bookmarkStart w:id="18" w:name="boletín-de-acl-y-seguridad-inicial-1"/>
     <w:p>
       <w:pPr>
         <w:pStyle w:val="Heading1"/>
       </w:pPr>
       <w:r>
-        <w:t xml:space="preserve">📝 Boletín UD8 — Inicial</w:t>
+        <w:t xml:space="preserve">📝 Boletín de ACL y seguridad — Inicial</w:t>
       </w:r>
     </w:p>
     <w:p>
